--- a/gocheon-autonomy/out/고천중_학생자치_개선안.docx
+++ b/gocheon-autonomy/out/고천중_학생자치_개선안.docx
@@ -482,7 +482,7 @@
                 <w:color w:val="1F2937"/>
                 <w:sz w:val="20"/>
               </w:rPr>
-              <w:t xml:space="preserve">대의원회는 </w:t>
+              <w:t xml:space="preserve">대의원회(31명)는 </w:t>
             </w:r>
             <w:r>
               <w:rPr>
@@ -499,7 +499,7 @@
                 <w:color w:val="1F2937"/>
                 <w:sz w:val="20"/>
               </w:rPr>
-              <w:t xml:space="preserve">, 라온하제는 </w:t>
+              <w:t xml:space="preserve">, 라온하제(27명 내외)는 </w:t>
             </w:r>
             <w:r>
               <w:rPr>
@@ -516,7 +516,24 @@
                 <w:color w:val="1F2937"/>
                 <w:sz w:val="20"/>
               </w:rPr>
-              <w:t>을 맡는다 두 조직은 겸직하지 않는다</w:t>
+              <w:t xml:space="preserve">을 맡는다. 두 조직에 함께 속한 인원은 </w:t>
+            </w:r>
+            <w:r>
+              <w:rPr>
+                <w:rFonts w:ascii="맑은 고딕" w:hAnsi="맑은 고딕" w:eastAsia="맑은 고딕" w:cs="맑은 고딕"/>
+                <w:b/>
+                <w:color w:val="15213B"/>
+                <w:sz w:val="20"/>
+              </w:rPr>
+              <w:t>7명</w:t>
+            </w:r>
+            <w:r>
+              <w:rPr>
+                <w:rFonts w:ascii="맑은 고딕" w:hAnsi="맑은 고딕" w:eastAsia="맑은 고딕" w:cs="맑은 고딕"/>
+                <w:color w:val="1F2937"/>
+                <w:sz w:val="20"/>
+              </w:rPr>
+              <w:t>이다.</w:t>
             </w:r>
           </w:p>
         </w:tc>
@@ -578,7 +595,7 @@
                 <w:color w:val="1F2937"/>
                 <w:sz w:val="20"/>
               </w:rPr>
-              <w:t>으로 대의원회에서는 의장단, 라온하제에서는 대표단을 맡는다</w:t>
+              <w:t>으로 대의원회에서는 의장단, 라온하제에서는 대표단을 맡는다.</w:t>
             </w:r>
           </w:p>
         </w:tc>
@@ -640,7 +657,7 @@
                 <w:color w:val="1F2937"/>
                 <w:sz w:val="20"/>
               </w:rPr>
-              <w:t>를 격주로 연다</w:t>
+              <w:t>를 격주로 연다.</w:t>
             </w:r>
           </w:p>
         </w:tc>
@@ -702,7 +719,7 @@
                 <w:color w:val="1F2937"/>
                 <w:sz w:val="20"/>
               </w:rPr>
-              <w:t>을 고정 편성한다</w:t>
+              <w:t>을 고정 편성한다.</w:t>
             </w:r>
           </w:p>
         </w:tc>
@@ -764,7 +781,7 @@
                 <w:color w:val="1F2937"/>
                 <w:sz w:val="20"/>
               </w:rPr>
-              <w:t>을 함께 정비한다</w:t>
+              <w:t>을 함께 정비한다.</w:t>
             </w:r>
           </w:p>
         </w:tc>
@@ -811,7 +828,7 @@
           <w:color w:val="5B6474"/>
           <w:sz w:val="22"/>
         </w:rPr>
-        <w:t>학생자치 조직은 갖추어져 있으나 목소리가 모이는 시간과 역할의 경계가 분명하지 않다</w:t>
+        <w:t>학생자치 조직은 갖추어져 있으나 목소리가 모이는 시간과 역할의 경계가 분명하지 않다.</w:t>
       </w:r>
     </w:p>
     <w:p>
@@ -879,7 +896,7 @@
           <w:color w:val="1F2937"/>
           <w:sz w:val="21"/>
         </w:rPr>
-        <w:t xml:space="preserve">를 함께 운영하고 있다 그러나 두 조직의 역할이 문서로 명확히 나뉘어 있지 않고, 학생 의견이 처음 모이는 </w:t>
+        <w:t xml:space="preserve">를 함께 운영하고 있다. 그러나 두 조직의 역할이 문서로 명확히 나뉘어 있지 않고, 학생 의견이 처음 모이는 </w:t>
       </w:r>
       <w:r>
         <w:rPr>
@@ -896,7 +913,7 @@
           <w:color w:val="1F2937"/>
           <w:sz w:val="21"/>
         </w:rPr>
-        <w:t xml:space="preserve"> 자치의 출발점부터 흐름이 끊기는 문제가 반복되고 있다</w:t>
+        <w:t xml:space="preserve"> 자치의 출발점부터 흐름이 끊기는 문제가 반복되고 있다.</w:t>
       </w:r>
     </w:p>
     <w:tbl>
@@ -1697,7 +1714,7 @@
                 <w:color w:val="1F2937"/>
                 <w:sz w:val="19"/>
               </w:rPr>
-              <w:t>대의원회는 결정하고 라온하제는 실행한다 권한과 업무를 규정으로 명문화한다</w:t>
+              <w:t>대의원회는 결정하고 라온하제는 실행한다. 권한과 업무를 규정으로 명문화한다.</w:t>
             </w:r>
           </w:p>
         </w:tc>
@@ -1745,7 +1762,7 @@
                 <w:color w:val="1F2937"/>
                 <w:sz w:val="19"/>
               </w:rPr>
-              <w:t>학생회장단과 자치운영위원회가 두 조직을 잇는 다리 역할을 한다</w:t>
+              <w:t>학생회장단과 자치운영위원회가 두 조직을 잇는 다리 역할을 한다.</w:t>
             </w:r>
           </w:p>
         </w:tc>
@@ -1793,7 +1810,7 @@
                 <w:color w:val="1F2937"/>
                 <w:sz w:val="19"/>
               </w:rPr>
-              <w:t>학급자치 시간을 교육과정에 넣어 자치의 출발점을 제도로 지킨다</w:t>
+              <w:t>학급자치 시간을 교육과정에 넣어 자치의 출발점을 제도로 지킨다.</w:t>
             </w:r>
           </w:p>
         </w:tc>
@@ -1909,7 +1926,7 @@
           <w:color w:val="5B6474"/>
           <w:sz w:val="22"/>
         </w:rPr>
-        <w:t>대의원회는 무엇을 할지 결정하고, 라온하제는 어떻게 할지 만들어 낸다</w:t>
+        <w:t>대의원회는 무엇을 할지 결정하고, 라온하제는 어떻게 할지 만들어 낸다.</w:t>
       </w:r>
     </w:p>
     <w:tbl>
@@ -1995,7 +2012,7 @@
                 <w:color w:val="1F2937"/>
                 <w:sz w:val="21"/>
               </w:rPr>
-              <w:t>는 결정된 일을 기획하고 실행하는 학생회 집행 기구이다</w:t>
+              <w:t>는 결정된 일을 기획하고 실행하는 학생회 집행 기구이다.</w:t>
             </w:r>
           </w:p>
         </w:tc>
@@ -2384,7 +2401,7 @@
                 <w:color w:val="1F2937"/>
                 <w:sz w:val="19"/>
               </w:rPr>
-              <w:t>각 학급에서 선출된 학급 대표 (반장·부반장)</w:t>
+              <w:t>학생회장단 3명과 14개 학급의 학급회장·부회장 28명, 총 31명</w:t>
             </w:r>
           </w:p>
         </w:tc>
@@ -2405,7 +2422,7 @@
                 <w:color w:val="1F2937"/>
                 <w:sz w:val="19"/>
               </w:rPr>
-              <w:t>공개 모집과 면접으로 선발한 희망 학생</w:t>
+              <w:t>학생회장단 3명과 공개 모집·면접으로 선발한 희망 학생, 27명 내외</w:t>
             </w:r>
           </w:p>
         </w:tc>
@@ -2453,7 +2470,7 @@
                 <w:color w:val="1F2937"/>
                 <w:sz w:val="19"/>
               </w:rPr>
-              <w:t>대표성  학급 학생들이 뽑은 대표</w:t>
+              <w:t>대표성 (학급 학생들이 뽑은 대표)</w:t>
             </w:r>
           </w:p>
         </w:tc>
@@ -2474,7 +2491,7 @@
                 <w:color w:val="1F2937"/>
                 <w:sz w:val="19"/>
               </w:rPr>
-              <w:t>전문성과 실행력  부서 업무 역량</w:t>
+              <w:t>전문성과 실행력 (부서 업무 역량)</w:t>
             </w:r>
           </w:p>
         </w:tc>
@@ -2887,7 +2904,7 @@
           <w:color w:val="1F2937"/>
           <w:sz w:val="21"/>
         </w:rPr>
-        <w:t>을 분명히 하는 것이다 경계가 분명해야 책임이 분명해진다</w:t>
+        <w:t>을 분명히 하는 것이다. 경계가 분명해야 책임이 분명해진다.</w:t>
       </w:r>
     </w:p>
     <w:tbl>
@@ -2996,7 +3013,7 @@
                 <w:color w:val="1F2937"/>
                 <w:sz w:val="19"/>
               </w:rPr>
-              <w:t>행사와 캠페인을 직접 기획·운영하지 않는다 (필요하면 라온하제에 요청)</w:t>
+              <w:t>행사와 캠페인을 직접 기획·운영하지 않고 필요하면 라온하제에 요청한다.</w:t>
             </w:r>
           </w:p>
         </w:tc>
@@ -3017,7 +3034,7 @@
                 <w:color w:val="1F2937"/>
                 <w:sz w:val="19"/>
               </w:rPr>
-              <w:t>전교생에게 영향을 주는 사안을 스스로 의결하지 않는다 (대의원회에 상정)</w:t>
+              <w:t>전교생에게 영향을 주는 사안을 스스로 의결하지 않고 대의원회에 상정한다.</w:t>
             </w:r>
           </w:p>
         </w:tc>
@@ -3043,7 +3060,7 @@
                 <w:color w:val="1F2937"/>
                 <w:sz w:val="19"/>
               </w:rPr>
-              <w:t>부서 업무에 개입하지 않는다 (결과는 평가로 말한다)</w:t>
+              <w:t>부서 업무에 개입하지 않고 결과는 평가로 말한다.</w:t>
             </w:r>
           </w:p>
         </w:tc>
@@ -3064,7 +3081,7 @@
                 <w:color w:val="1F2937"/>
                 <w:sz w:val="19"/>
               </w:rPr>
-              <w:t>학급 의견 수렴 절차를 대신하지 않는다 (학급회의와 대의원회를 거친다)</w:t>
+              <w:t>학급 의견 수렴 절차를 대신하지 않고 학급회의와 대의원회를 거친다.</w:t>
             </w:r>
           </w:p>
         </w:tc>
@@ -3090,7 +3107,7 @@
                 <w:color w:val="1F2937"/>
                 <w:sz w:val="19"/>
               </w:rPr>
-              <w:t>학급 의견 없이 대표 개인 의견만으로 결정하지 않는다</w:t>
+              <w:t>학급 의견 없이 대표 개인 의견만으로 결정하지 않는다.</w:t>
             </w:r>
           </w:p>
         </w:tc>
@@ -3111,7 +3128,7 @@
                 <w:color w:val="1F2937"/>
                 <w:sz w:val="19"/>
               </w:rPr>
-              <w:t>승인되지 않은 예산을 집행하지 않는다</w:t>
+              <w:t>승인되지 않은 예산을 집행하지 않는다.</w:t>
             </w:r>
           </w:p>
         </w:tc>
@@ -3148,7 +3165,7 @@
           <w:color w:val="15213B"/>
           <w:sz w:val="26"/>
         </w:rPr>
-        <w:t>겸직 제한 원칙</w:t>
+        <w:t>겹치는 인원 7명과 역할 분리 원칙</w:t>
       </w:r>
     </w:p>
     <w:tbl>
@@ -3194,7 +3211,7 @@
                 <w:color w:val="6A45C2"/>
                 <w:sz w:val="21"/>
               </w:rPr>
-              <w:t>겸직 제한</w:t>
+              <w:t>겹치는 인원 7명</w:t>
             </w:r>
           </w:p>
           <w:p>
@@ -3208,7 +3225,7 @@
                 <w:color w:val="1F2937"/>
                 <w:sz w:val="21"/>
               </w:rPr>
-              <w:t xml:space="preserve">대의원과 라온하제 부원은 </w:t>
+              <w:t xml:space="preserve">대의원회(31명)와 라온하제(27명 내외)에 함께 속한 인원은 </w:t>
             </w:r>
             <w:r>
               <w:rPr>
@@ -3217,7 +3234,7 @@
                 <w:color w:val="6A45C2"/>
                 <w:sz w:val="21"/>
               </w:rPr>
-              <w:t>겸직할 수 없다</w:t>
+              <w:t>7명</w:t>
             </w:r>
             <w:r>
               <w:rPr>
@@ -3225,7 +3242,7 @@
                 <w:color w:val="1F2937"/>
                 <w:sz w:val="21"/>
               </w:rPr>
-              <w:t xml:space="preserve"> 다만 </w:t>
+              <w:t xml:space="preserve">이다. </w:t>
             </w:r>
             <w:r>
               <w:rPr>
@@ -3234,7 +3251,7 @@
                 <w:color w:val="6A45C2"/>
                 <w:sz w:val="21"/>
               </w:rPr>
-              <w:t>학생회장단(회장 1명, 부회장 2명)은 예외로 두 조직의 당연직 구성원</w:t>
+              <w:t>학생회장단 3명</w:t>
             </w:r>
             <w:r>
               <w:rPr>
@@ -3242,7 +3259,24 @@
                 <w:color w:val="1F2937"/>
                 <w:sz w:val="21"/>
               </w:rPr>
-              <w:t>이 되어 두 조직을 연결한다 학급 대표가 라온하제에 지원하려면 학급 대표직을 다른 학생에게 넘기도록 한다</w:t>
+              <w:t xml:space="preserve">은 두 조직의 당연직 구성원이고, 나머지 </w:t>
+            </w:r>
+            <w:r>
+              <w:rPr>
+                <w:rFonts w:ascii="맑은 고딕" w:hAnsi="맑은 고딕" w:eastAsia="맑은 고딕" w:cs="맑은 고딕"/>
+                <w:b/>
+                <w:color w:val="6A45C2"/>
+                <w:sz w:val="21"/>
+              </w:rPr>
+              <w:t>4명</w:t>
+            </w:r>
+            <w:r>
+              <w:rPr>
+                <w:rFonts w:ascii="맑은 고딕" w:hAnsi="맑은 고딕" w:eastAsia="맑은 고딕" w:cs="맑은 고딕"/>
+                <w:color w:val="1F2937"/>
+                <w:sz w:val="21"/>
+              </w:rPr>
+              <w:t>은 라온하제 부원을 겸하는 학급회장·부회장이다. 두 조직을 합친 실제 인원은 51명 내외이다.</w:t>
             </w:r>
           </w:p>
         </w:tc>
@@ -3260,6 +3294,534 @@
           <w:rFonts w:ascii="맑은 고딕" w:hAnsi="맑은 고딕" w:eastAsia="맑은 고딕" w:cs="맑은 고딕"/>
           <w:sz w:val="4"/>
         </w:rPr>
+      </w:r>
+    </w:p>
+    <w:tbl>
+      <w:tblPr>
+        <w:tblW w:type="dxa" w:w="9637"/>
+        <w:jc w:val="center"/>
+        <w:tblBorders>
+          <w:top w:val="single" w:sz="4" w:space="0" w:color="D9DEE7"/>
+          <w:left w:val="single" w:sz="4" w:space="0" w:color="D9DEE7"/>
+          <w:bottom w:val="single" w:sz="4" w:space="0" w:color="D9DEE7"/>
+          <w:right w:val="single" w:sz="4" w:space="0" w:color="D9DEE7"/>
+          <w:insideH w:val="single" w:sz="4" w:space="0" w:color="D9DEE7"/>
+          <w:insideV w:val="single" w:sz="4" w:space="0" w:color="D9DEE7"/>
+        </w:tblBorders>
+        <w:tblLayout w:type="fixed"/>
+        <w:tblCellMar>
+          <w:top w:w="90" w:type="dxa"/>
+          <w:left w:w="150" w:type="dxa"/>
+          <w:bottom w:w="90" w:type="dxa"/>
+          <w:right w:w="150" w:type="dxa"/>
+        </w:tblCellMar>
+        <w:tblLook w:val="0000" w:firstRow="0" w:lastRow="0" w:firstColumn="0" w:lastColumn="0" w:noHBand="1" w:noVBand="1"/>
+      </w:tblPr>
+      <w:tblGrid>
+        <w:gridCol w:w="2120"/>
+        <w:gridCol w:w="1156"/>
+        <w:gridCol w:w="3180"/>
+        <w:gridCol w:w="3181"/>
+      </w:tblGrid>
+      <w:tr>
+        <w:trPr>
+          <w:cantSplit/>
+          <w:tblHeader/>
+        </w:trPr>
+        <w:tc>
+          <w:tcPr>
+            <w:tcW w:type="dxa" w:w="2120"/>
+            <w:tcBorders>
+              <w:top w:val="single" w:sz="4" w:space="0" w:color="6A45C2"/>
+              <w:bottom w:val="single" w:sz="4" w:space="0" w:color="6A45C2"/>
+            </w:tcBorders>
+            <w:shd w:val="clear" w:color="auto" w:fill="6A45C2"/>
+            <w:vAlign w:val="center"/>
+          </w:tcPr>
+          <w:p>
+            <w:pPr>
+              <w:keepNext/>
+              <w:spacing w:before="0" w:after="0" w:line="288" w:lineRule="auto"/>
+              <w:jc w:val="left"/>
+            </w:pPr>
+            <w:r>
+              <w:rPr>
+                <w:rFonts w:ascii="맑은 고딕" w:hAnsi="맑은 고딕" w:eastAsia="맑은 고딕" w:cs="맑은 고딕"/>
+                <w:b/>
+                <w:color w:val="FFFFFF"/>
+                <w:sz w:val="19"/>
+              </w:rPr>
+              <w:t>구분</w:t>
+            </w:r>
+          </w:p>
+        </w:tc>
+        <w:tc>
+          <w:tcPr>
+            <w:tcW w:type="dxa" w:w="1156"/>
+            <w:tcBorders>
+              <w:top w:val="single" w:sz="4" w:space="0" w:color="6A45C2"/>
+              <w:bottom w:val="single" w:sz="4" w:space="0" w:color="6A45C2"/>
+            </w:tcBorders>
+            <w:shd w:val="clear" w:color="auto" w:fill="6A45C2"/>
+            <w:vAlign w:val="center"/>
+          </w:tcPr>
+          <w:p>
+            <w:pPr>
+              <w:keepNext/>
+              <w:spacing w:before="0" w:after="0" w:line="288" w:lineRule="auto"/>
+              <w:jc w:val="center"/>
+            </w:pPr>
+            <w:r>
+              <w:rPr>
+                <w:rFonts w:ascii="맑은 고딕" w:hAnsi="맑은 고딕" w:eastAsia="맑은 고딕" w:cs="맑은 고딕"/>
+                <w:b/>
+                <w:color w:val="FFFFFF"/>
+                <w:sz w:val="19"/>
+              </w:rPr>
+              <w:t>인원</w:t>
+            </w:r>
+          </w:p>
+        </w:tc>
+        <w:tc>
+          <w:tcPr>
+            <w:tcW w:type="dxa" w:w="3180"/>
+            <w:tcBorders>
+              <w:top w:val="single" w:sz="4" w:space="0" w:color="6A45C2"/>
+              <w:bottom w:val="single" w:sz="4" w:space="0" w:color="6A45C2"/>
+            </w:tcBorders>
+            <w:shd w:val="clear" w:color="auto" w:fill="6A45C2"/>
+            <w:vAlign w:val="center"/>
+          </w:tcPr>
+          <w:p>
+            <w:pPr>
+              <w:keepNext/>
+              <w:spacing w:before="0" w:after="0" w:line="288" w:lineRule="auto"/>
+              <w:jc w:val="left"/>
+            </w:pPr>
+            <w:r>
+              <w:rPr>
+                <w:rFonts w:ascii="맑은 고딕" w:hAnsi="맑은 고딕" w:eastAsia="맑은 고딕" w:cs="맑은 고딕"/>
+                <w:b/>
+                <w:color w:val="FFFFFF"/>
+                <w:sz w:val="19"/>
+              </w:rPr>
+              <w:t>대의원회에서</w:t>
+            </w:r>
+          </w:p>
+        </w:tc>
+        <w:tc>
+          <w:tcPr>
+            <w:tcW w:type="dxa" w:w="3181"/>
+            <w:tcBorders>
+              <w:top w:val="single" w:sz="4" w:space="0" w:color="6A45C2"/>
+              <w:bottom w:val="single" w:sz="4" w:space="0" w:color="6A45C2"/>
+            </w:tcBorders>
+            <w:shd w:val="clear" w:color="auto" w:fill="6A45C2"/>
+            <w:vAlign w:val="center"/>
+          </w:tcPr>
+          <w:p>
+            <w:pPr>
+              <w:keepNext/>
+              <w:spacing w:before="0" w:after="0" w:line="288" w:lineRule="auto"/>
+              <w:jc w:val="left"/>
+            </w:pPr>
+            <w:r>
+              <w:rPr>
+                <w:rFonts w:ascii="맑은 고딕" w:hAnsi="맑은 고딕" w:eastAsia="맑은 고딕" w:cs="맑은 고딕"/>
+                <w:b/>
+                <w:color w:val="FFFFFF"/>
+                <w:sz w:val="19"/>
+              </w:rPr>
+              <w:t>라온하제에서</w:t>
+            </w:r>
+          </w:p>
+        </w:tc>
+      </w:tr>
+      <w:tr>
+        <w:trPr>
+          <w:cantSplit/>
+        </w:trPr>
+        <w:tc>
+          <w:tcPr>
+            <w:tcW w:type="dxa" w:w="2120"/>
+            <w:shd w:val="clear" w:color="auto" w:fill="F4F6FA"/>
+            <w:vAlign w:val="center"/>
+          </w:tcPr>
+          <w:p>
+            <w:pPr>
+              <w:spacing w:before="0" w:after="0" w:line="324" w:lineRule="auto"/>
+              <w:jc w:val="left"/>
+            </w:pPr>
+            <w:r>
+              <w:rPr>
+                <w:rFonts w:ascii="맑은 고딕" w:hAnsi="맑은 고딕" w:eastAsia="맑은 고딕" w:cs="맑은 고딕"/>
+                <w:b/>
+                <w:color w:val="15213B"/>
+                <w:sz w:val="19"/>
+              </w:rPr>
+              <w:t>학생회장단</w:t>
+            </w:r>
+          </w:p>
+        </w:tc>
+        <w:tc>
+          <w:tcPr>
+            <w:tcW w:type="dxa" w:w="1156"/>
+            <w:shd w:val="clear" w:color="auto" w:fill="F4F6FA"/>
+            <w:vAlign w:val="center"/>
+          </w:tcPr>
+          <w:p>
+            <w:pPr>
+              <w:spacing w:before="0" w:after="0" w:line="324" w:lineRule="auto"/>
+              <w:jc w:val="center"/>
+            </w:pPr>
+            <w:r>
+              <w:rPr>
+                <w:rFonts w:ascii="맑은 고딕" w:hAnsi="맑은 고딕" w:eastAsia="맑은 고딕" w:cs="맑은 고딕"/>
+                <w:color w:val="1F2937"/>
+                <w:sz w:val="19"/>
+              </w:rPr>
+              <w:t>3명</w:t>
+            </w:r>
+          </w:p>
+        </w:tc>
+        <w:tc>
+          <w:tcPr>
+            <w:tcW w:type="dxa" w:w="3180"/>
+            <w:shd w:val="clear" w:color="auto" w:fill="F4F6FA"/>
+            <w:vAlign w:val="center"/>
+          </w:tcPr>
+          <w:p>
+            <w:pPr>
+              <w:spacing w:before="0" w:after="0" w:line="324" w:lineRule="auto"/>
+              <w:jc w:val="left"/>
+            </w:pPr>
+            <w:r>
+              <w:rPr>
+                <w:rFonts w:ascii="맑은 고딕" w:hAnsi="맑은 고딕" w:eastAsia="맑은 고딕" w:cs="맑은 고딕"/>
+                <w:color w:val="1F2937"/>
+                <w:sz w:val="19"/>
+              </w:rPr>
+              <w:t>의장·부의장 (당연직)</w:t>
+            </w:r>
+          </w:p>
+        </w:tc>
+        <w:tc>
+          <w:tcPr>
+            <w:tcW w:type="dxa" w:w="3181"/>
+            <w:shd w:val="clear" w:color="auto" w:fill="F4F6FA"/>
+            <w:vAlign w:val="center"/>
+          </w:tcPr>
+          <w:p>
+            <w:pPr>
+              <w:spacing w:before="0" w:after="0" w:line="324" w:lineRule="auto"/>
+              <w:jc w:val="left"/>
+            </w:pPr>
+            <w:r>
+              <w:rPr>
+                <w:rFonts w:ascii="맑은 고딕" w:hAnsi="맑은 고딕" w:eastAsia="맑은 고딕" w:cs="맑은 고딕"/>
+                <w:color w:val="1F2937"/>
+                <w:sz w:val="19"/>
+              </w:rPr>
+              <w:t>대표·총괄 (당연직)</w:t>
+            </w:r>
+          </w:p>
+        </w:tc>
+      </w:tr>
+      <w:tr>
+        <w:trPr>
+          <w:cantSplit/>
+        </w:trPr>
+        <w:tc>
+          <w:tcPr>
+            <w:tcW w:type="dxa" w:w="2120"/>
+            <w:shd w:val="clear" w:color="auto" w:fill="FFFFFF"/>
+            <w:vAlign w:val="center"/>
+          </w:tcPr>
+          <w:p>
+            <w:pPr>
+              <w:spacing w:before="0" w:after="0" w:line="324" w:lineRule="auto"/>
+              <w:jc w:val="left"/>
+            </w:pPr>
+            <w:r>
+              <w:rPr>
+                <w:rFonts w:ascii="맑은 고딕" w:hAnsi="맑은 고딕" w:eastAsia="맑은 고딕" w:cs="맑은 고딕"/>
+                <w:b/>
+                <w:color w:val="15213B"/>
+                <w:sz w:val="19"/>
+              </w:rPr>
+              <w:t>겸직 학급 임원</w:t>
+            </w:r>
+          </w:p>
+        </w:tc>
+        <w:tc>
+          <w:tcPr>
+            <w:tcW w:type="dxa" w:w="1156"/>
+            <w:shd w:val="clear" w:color="auto" w:fill="FFFFFF"/>
+            <w:vAlign w:val="center"/>
+          </w:tcPr>
+          <w:p>
+            <w:pPr>
+              <w:spacing w:before="0" w:after="0" w:line="324" w:lineRule="auto"/>
+              <w:jc w:val="center"/>
+            </w:pPr>
+            <w:r>
+              <w:rPr>
+                <w:rFonts w:ascii="맑은 고딕" w:hAnsi="맑은 고딕" w:eastAsia="맑은 고딕" w:cs="맑은 고딕"/>
+                <w:color w:val="1F2937"/>
+                <w:sz w:val="19"/>
+              </w:rPr>
+              <w:t>4명</w:t>
+            </w:r>
+          </w:p>
+        </w:tc>
+        <w:tc>
+          <w:tcPr>
+            <w:tcW w:type="dxa" w:w="3180"/>
+            <w:shd w:val="clear" w:color="auto" w:fill="FFFFFF"/>
+            <w:vAlign w:val="center"/>
+          </w:tcPr>
+          <w:p>
+            <w:pPr>
+              <w:spacing w:before="0" w:after="0" w:line="324" w:lineRule="auto"/>
+              <w:jc w:val="left"/>
+            </w:pPr>
+            <w:r>
+              <w:rPr>
+                <w:rFonts w:ascii="맑은 고딕" w:hAnsi="맑은 고딕" w:eastAsia="맑은 고딕" w:cs="맑은 고딕"/>
+                <w:color w:val="1F2937"/>
+                <w:sz w:val="19"/>
+              </w:rPr>
+              <w:t>학급 대표로 심의·표결</w:t>
+            </w:r>
+          </w:p>
+        </w:tc>
+        <w:tc>
+          <w:tcPr>
+            <w:tcW w:type="dxa" w:w="3181"/>
+            <w:shd w:val="clear" w:color="auto" w:fill="FFFFFF"/>
+            <w:vAlign w:val="center"/>
+          </w:tcPr>
+          <w:p>
+            <w:pPr>
+              <w:spacing w:before="0" w:after="0" w:line="324" w:lineRule="auto"/>
+              <w:jc w:val="left"/>
+            </w:pPr>
+            <w:r>
+              <w:rPr>
+                <w:rFonts w:ascii="맑은 고딕" w:hAnsi="맑은 고딕" w:eastAsia="맑은 고딕" w:cs="맑은 고딕"/>
+                <w:color w:val="1F2937"/>
+                <w:sz w:val="19"/>
+              </w:rPr>
+              <w:t>부서 부원으로 실행</w:t>
+            </w:r>
+          </w:p>
+        </w:tc>
+      </w:tr>
+      <w:tr>
+        <w:trPr>
+          <w:cantSplit/>
+        </w:trPr>
+        <w:tc>
+          <w:tcPr>
+            <w:tcW w:type="dxa" w:w="2120"/>
+            <w:shd w:val="clear" w:color="auto" w:fill="F4F6FA"/>
+            <w:vAlign w:val="center"/>
+          </w:tcPr>
+          <w:p>
+            <w:pPr>
+              <w:spacing w:before="0" w:after="0" w:line="324" w:lineRule="auto"/>
+              <w:jc w:val="left"/>
+            </w:pPr>
+            <w:r>
+              <w:rPr>
+                <w:rFonts w:ascii="맑은 고딕" w:hAnsi="맑은 고딕" w:eastAsia="맑은 고딕" w:cs="맑은 고딕"/>
+                <w:b/>
+                <w:color w:val="15213B"/>
+                <w:sz w:val="19"/>
+              </w:rPr>
+              <w:t>합계</w:t>
+            </w:r>
+          </w:p>
+        </w:tc>
+        <w:tc>
+          <w:tcPr>
+            <w:tcW w:type="dxa" w:w="1156"/>
+            <w:shd w:val="clear" w:color="auto" w:fill="F4F6FA"/>
+            <w:vAlign w:val="center"/>
+          </w:tcPr>
+          <w:p>
+            <w:pPr>
+              <w:spacing w:before="0" w:after="0" w:line="324" w:lineRule="auto"/>
+              <w:jc w:val="center"/>
+            </w:pPr>
+            <w:r>
+              <w:rPr>
+                <w:rFonts w:ascii="맑은 고딕" w:hAnsi="맑은 고딕" w:eastAsia="맑은 고딕" w:cs="맑은 고딕"/>
+                <w:color w:val="1F2937"/>
+                <w:sz w:val="19"/>
+              </w:rPr>
+              <w:t>7명</w:t>
+            </w:r>
+          </w:p>
+        </w:tc>
+        <w:tc>
+          <w:tcPr>
+            <w:tcW w:type="dxa" w:w="3180"/>
+            <w:shd w:val="clear" w:color="auto" w:fill="F4F6FA"/>
+            <w:vAlign w:val="center"/>
+          </w:tcPr>
+          <w:p>
+            <w:pPr>
+              <w:spacing w:before="0" w:after="0" w:line="324" w:lineRule="auto"/>
+              <w:jc w:val="left"/>
+            </w:pPr>
+          </w:p>
+        </w:tc>
+        <w:tc>
+          <w:tcPr>
+            <w:tcW w:type="dxa" w:w="3181"/>
+            <w:shd w:val="clear" w:color="auto" w:fill="F4F6FA"/>
+            <w:vAlign w:val="center"/>
+          </w:tcPr>
+          <w:p>
+            <w:pPr>
+              <w:spacing w:before="0" w:after="0" w:line="324" w:lineRule="auto"/>
+              <w:jc w:val="left"/>
+            </w:pPr>
+          </w:p>
+        </w:tc>
+      </w:tr>
+    </w:tbl>
+    <w:p>
+      <w:pPr>
+        <w:spacing w:before="0" w:after="0" w:lineRule="exact" w:line="200"/>
+        <w:rPr>
+          <w:sz w:val="4"/>
+        </w:rPr>
+      </w:pPr>
+      <w:r>
+        <w:rPr>
+          <w:rFonts w:ascii="맑은 고딕" w:hAnsi="맑은 고딕" w:eastAsia="맑은 고딕" w:cs="맑은 고딕"/>
+          <w:sz w:val="4"/>
+        </w:rPr>
+      </w:r>
+    </w:p>
+    <w:p>
+      <w:pPr>
+        <w:tabs>
+          <w:tab w:pos="320" w:val="left"/>
+        </w:tabs>
+        <w:spacing w:before="0" w:after="80" w:line="348" w:lineRule="auto"/>
+        <w:ind w:left="320" w:hanging="220"/>
+        <w:jc w:val="both"/>
+      </w:pPr>
+      <w:r>
+        <w:rPr>
+          <w:rFonts w:ascii="맑은 고딕" w:hAnsi="맑은 고딕" w:eastAsia="맑은 고딕" w:cs="맑은 고딕"/>
+          <w:b/>
+          <w:color w:val="2A56C6"/>
+          <w:sz w:val="21"/>
+        </w:rPr>
+        <w:t>•</w:t>
+        <w:tab/>
+      </w:r>
+      <w:r>
+        <w:rPr>
+          <w:rFonts w:ascii="맑은 고딕" w:hAnsi="맑은 고딕" w:eastAsia="맑은 고딕" w:cs="맑은 고딕"/>
+          <w:color w:val="1F2937"/>
+          <w:sz w:val="21"/>
+        </w:rPr>
+        <w:t xml:space="preserve">겸직 인원은 회의에서 </w:t>
+      </w:r>
+      <w:r>
+        <w:rPr>
+          <w:rFonts w:ascii="맑은 고딕" w:hAnsi="맑은 고딕" w:eastAsia="맑은 고딕" w:cs="맑은 고딕"/>
+          <w:b/>
+          <w:color w:val="15213B"/>
+          <w:sz w:val="21"/>
+        </w:rPr>
+        <w:t>어느 자격으로 발언하는지</w:t>
+      </w:r>
+      <w:r>
+        <w:rPr>
+          <w:rFonts w:ascii="맑은 고딕" w:hAnsi="맑은 고딕" w:eastAsia="맑은 고딕" w:cs="맑은 고딕"/>
+          <w:color w:val="1F2937"/>
+          <w:sz w:val="21"/>
+        </w:rPr>
+        <w:t xml:space="preserve"> 먼저 밝히고 회의록에 적는다.</w:t>
+      </w:r>
+    </w:p>
+    <w:p>
+      <w:pPr>
+        <w:tabs>
+          <w:tab w:pos="320" w:val="left"/>
+        </w:tabs>
+        <w:spacing w:before="0" w:after="80" w:line="348" w:lineRule="auto"/>
+        <w:ind w:left="320" w:hanging="220"/>
+        <w:jc w:val="both"/>
+      </w:pPr>
+      <w:r>
+        <w:rPr>
+          <w:rFonts w:ascii="맑은 고딕" w:hAnsi="맑은 고딕" w:eastAsia="맑은 고딕" w:cs="맑은 고딕"/>
+          <w:b/>
+          <w:color w:val="2A56C6"/>
+          <w:sz w:val="21"/>
+        </w:rPr>
+        <w:t>•</w:t>
+        <w:tab/>
+      </w:r>
+      <w:r>
+        <w:rPr>
+          <w:rFonts w:ascii="맑은 고딕" w:hAnsi="맑은 고딕" w:eastAsia="맑은 고딕" w:cs="맑은 고딕"/>
+          <w:color w:val="1F2937"/>
+          <w:sz w:val="21"/>
+        </w:rPr>
+        <w:t xml:space="preserve">겸직 학급 임원은 </w:t>
+      </w:r>
+      <w:r>
+        <w:rPr>
+          <w:rFonts w:ascii="맑은 고딕" w:hAnsi="맑은 고딕" w:eastAsia="맑은 고딕" w:cs="맑은 고딕"/>
+          <w:b/>
+          <w:color w:val="15213B"/>
+          <w:sz w:val="21"/>
+        </w:rPr>
+        <w:t>자기 부서 사업의 승인·평가 표결에 참여하지 않는다</w:t>
+      </w:r>
+      <w:r>
+        <w:rPr>
+          <w:rFonts w:ascii="맑은 고딕" w:hAnsi="맑은 고딕" w:eastAsia="맑은 고딕" w:cs="맑은 고딕"/>
+          <w:color w:val="1F2937"/>
+          <w:sz w:val="21"/>
+        </w:rPr>
+        <w:t>.</w:t>
+      </w:r>
+    </w:p>
+    <w:p>
+      <w:pPr>
+        <w:tabs>
+          <w:tab w:pos="320" w:val="left"/>
+        </w:tabs>
+        <w:spacing w:before="0" w:after="160" w:line="348" w:lineRule="auto"/>
+        <w:ind w:left="320" w:hanging="220"/>
+        <w:jc w:val="both"/>
+      </w:pPr>
+      <w:r>
+        <w:rPr>
+          <w:rFonts w:ascii="맑은 고딕" w:hAnsi="맑은 고딕" w:eastAsia="맑은 고딕" w:cs="맑은 고딕"/>
+          <w:b/>
+          <w:color w:val="2A56C6"/>
+          <w:sz w:val="21"/>
+        </w:rPr>
+        <w:t>•</w:t>
+        <w:tab/>
+      </w:r>
+      <w:r>
+        <w:rPr>
+          <w:rFonts w:ascii="맑은 고딕" w:hAnsi="맑은 고딕" w:eastAsia="맑은 고딕" w:cs="맑은 고딕"/>
+          <w:color w:val="1F2937"/>
+          <w:sz w:val="21"/>
+        </w:rPr>
+        <w:t>겸직 인원은 7명 수준을 넘지 않도록 하여 두 조직의 경계를 유지한다.</w:t>
       </w:r>
     </w:p>
     <w:p>
@@ -3303,7 +3865,7 @@
           <w:color w:val="5B6474"/>
           <w:sz w:val="22"/>
         </w:rPr>
-        <w:t>학생회장단은 대의원회와 라온하제의 교집합이며 두 조직을 잇는 유일한 당연직 연결 고리이다</w:t>
+        <w:t>학생회장단은 대의원회와 라온하제의 교집합이며 두 조직을 잇는 당연직 연결 고리이다.</w:t>
       </w:r>
     </w:p>
     <w:p>
@@ -3406,7 +3968,7 @@
           <w:color w:val="1F2937"/>
           <w:sz w:val="21"/>
         </w:rPr>
-        <w:t>을 동시에 가진다 이에 따라 두 조직 모두에 당연직으로 속하되, 조직마다 맡는 역할을 분리하여 권한이 한곳에 쏠리지 않도록 한다</w:t>
+        <w:t>을 동시에 가진다. 이에 따라 두 조직 모두에 당연직으로 속하되, 조직마다 맡는 역할을 분리하여 권한이 한곳에 쏠리지 않도록 한다.</w:t>
       </w:r>
     </w:p>
     <w:tbl>
@@ -3897,7 +4459,7 @@
           <w:color w:val="1F2937"/>
           <w:sz w:val="21"/>
         </w:rPr>
-        <w:t xml:space="preserve"> 가부동수일 때에만 의장이 결정권을 가진다</w:t>
+        <w:t xml:space="preserve"> 가부동수일 때에만 의장이 결정권을 가진다.</w:t>
       </w:r>
     </w:p>
     <w:p>
@@ -3942,7 +4504,7 @@
           <w:color w:val="1F2937"/>
           <w:sz w:val="21"/>
         </w:rPr>
-        <w:t>에서 회장단은 설명자로만 참여하고 평가는 대의원이 한다</w:t>
+        <w:t>에서 회장단은 설명자로만 참여하고 평가는 대의원이 한다.</w:t>
       </w:r>
     </w:p>
     <w:p>
@@ -3970,7 +4532,7 @@
           <w:color w:val="1F2937"/>
           <w:sz w:val="21"/>
         </w:rPr>
-        <w:t>예산 집행은 라온하제 총무가 기록하고 대의원회 특별위원회가 학기마다 점검한다</w:t>
+        <w:t>예산 집행은 라온하제 기획부 예산 담당이 기록하고 대의원회 참여예산위원회가 학기마다 점검한다.</w:t>
       </w:r>
     </w:p>
     <w:p>
@@ -4015,7 +4577,7 @@
           <w:color w:val="1F2937"/>
           <w:sz w:val="21"/>
         </w:rPr>
-        <w:t>을 명시한다</w:t>
+        <w:t>을 명시한다.</w:t>
       </w:r>
     </w:p>
     <w:p>
@@ -4059,7 +4621,7 @@
           <w:color w:val="5B6474"/>
           <w:sz w:val="22"/>
         </w:rPr>
-        <w:t>학년당 7학급을 기준으로 한 예시이며 학급 수에 따라 인원을 조정한다</w:t>
+        <w:t>전체 14학급 기준  대의원회 31명, 라온하제 27명 내외, 겹치는 인원 7명</w:t>
       </w:r>
     </w:p>
     <w:p>
@@ -4357,7 +4919,7 @@
                 <w:color w:val="1F2937"/>
                 <w:sz w:val="19"/>
               </w:rPr>
-              <w:t>당연직</w:t>
+              <w:t>당연직 (라온하제와 겹침)</w:t>
             </w:r>
           </w:p>
         </w:tc>
@@ -4585,7 +5147,7 @@
                 <w:color w:val="15213B"/>
                 <w:sz w:val="19"/>
               </w:rPr>
-              <w:t>학년협의회</w:t>
+              <w:t>학급 대의원</w:t>
             </w:r>
           </w:p>
         </w:tc>
@@ -4606,7 +5168,7 @@
                 <w:color w:val="1F2937"/>
                 <w:sz w:val="19"/>
               </w:rPr>
-              <w:t>학년별 14명 (7학급 × 2명)</w:t>
+              <w:t>14학급 × 2명, 총 28명</w:t>
             </w:r>
           </w:p>
         </w:tc>
@@ -4627,7 +5189,7 @@
                 <w:color w:val="1F2937"/>
                 <w:sz w:val="19"/>
               </w:rPr>
-              <w:t>학급 선거 (반장·부반장)</w:t>
+              <w:t>학급 선거 (학급회장·부회장)</w:t>
             </w:r>
           </w:p>
         </w:tc>
@@ -4648,7 +5210,7 @@
                 <w:color w:val="1F2937"/>
                 <w:sz w:val="19"/>
               </w:rPr>
-              <w:t>학년 공통 안건 사전 논의</w:t>
+              <w:t>학급 의견 전달, 정례회 심의와 표결, 학급 전달</w:t>
             </w:r>
           </w:p>
         </w:tc>
@@ -4675,7 +5237,7 @@
                 <w:color w:val="15213B"/>
                 <w:sz w:val="19"/>
               </w:rPr>
-              <w:t>특별위원회</w:t>
+              <w:t>학년협의회</w:t>
             </w:r>
           </w:p>
         </w:tc>
@@ -4696,22 +5258,7 @@
                 <w:color w:val="1F2937"/>
                 <w:sz w:val="19"/>
               </w:rPr>
-              <w:t>규정검토위원회</w:t>
-            </w:r>
-            <w:r>
-              <w:rPr>
-                <w:rFonts w:ascii="맑은 고딕" w:hAnsi="맑은 고딕" w:eastAsia="맑은 고딕" w:cs="맑은 고딕"/>
-                <w:sz w:val="19"/>
-              </w:rPr>
-              <w:br/>
-            </w:r>
-            <w:r>
-              <w:rPr>
-                <w:rFonts w:ascii="맑은 고딕" w:hAnsi="맑은 고딕" w:eastAsia="맑은 고딕" w:cs="맑은 고딕"/>
-                <w:color w:val="1F2937"/>
-                <w:sz w:val="19"/>
-              </w:rPr>
-              <w:t>참여예산위원회</w:t>
+              <w:t>학년별 학급회장·부회장</w:t>
             </w:r>
           </w:p>
         </w:tc>
@@ -4726,14 +5273,6 @@
               <w:spacing w:before="0" w:after="0" w:line="324" w:lineRule="auto"/>
               <w:jc w:val="left"/>
             </w:pPr>
-            <w:r>
-              <w:rPr>
-                <w:rFonts w:ascii="맑은 고딕" w:hAnsi="맑은 고딕" w:eastAsia="맑은 고딕" w:cs="맑은 고딕"/>
-                <w:color w:val="1F2937"/>
-                <w:sz w:val="19"/>
-              </w:rPr>
-              <w:t>대의원 중 지원 또는 지명 (각 5명 내외)</w:t>
-            </w:r>
           </w:p>
         </w:tc>
         <w:tc>
@@ -4753,7 +5292,7 @@
                 <w:color w:val="1F2937"/>
                 <w:sz w:val="19"/>
               </w:rPr>
-              <w:t>학생생활인권규정 개정 의견 검토, 학생참여예산 심의와 집행 점검</w:t>
+              <w:t>학년 공통 안건 사전 논의</w:t>
             </w:r>
           </w:p>
         </w:tc>
@@ -4780,7 +5319,7 @@
                 <w:color w:val="15213B"/>
                 <w:sz w:val="19"/>
               </w:rPr>
-              <w:t>대의원 전체</w:t>
+              <w:t>특별위원회</w:t>
             </w:r>
           </w:p>
         </w:tc>
@@ -4801,7 +5340,22 @@
                 <w:color w:val="1F2937"/>
                 <w:sz w:val="19"/>
               </w:rPr>
-              <w:t>총 42명 + 의장단 3명</w:t>
+              <w:t>규정검토위원회</w:t>
+            </w:r>
+            <w:r>
+              <w:rPr>
+                <w:rFonts w:ascii="맑은 고딕" w:hAnsi="맑은 고딕" w:eastAsia="맑은 고딕" w:cs="맑은 고딕"/>
+                <w:sz w:val="19"/>
+              </w:rPr>
+              <w:br/>
+            </w:r>
+            <w:r>
+              <w:rPr>
+                <w:rFonts w:ascii="맑은 고딕" w:hAnsi="맑은 고딕" w:eastAsia="맑은 고딕" w:cs="맑은 고딕"/>
+                <w:color w:val="1F2937"/>
+                <w:sz w:val="19"/>
+              </w:rPr>
+              <w:t>참여예산위원회</w:t>
             </w:r>
           </w:p>
         </w:tc>
@@ -4816,6 +5370,14 @@
               <w:spacing w:before="0" w:after="0" w:line="324" w:lineRule="auto"/>
               <w:jc w:val="left"/>
             </w:pPr>
+            <w:r>
+              <w:rPr>
+                <w:rFonts w:ascii="맑은 고딕" w:hAnsi="맑은 고딕" w:eastAsia="맑은 고딕" w:cs="맑은 고딕"/>
+                <w:color w:val="1F2937"/>
+                <w:sz w:val="19"/>
+              </w:rPr>
+              <w:t>대의원 중 지원 또는 지명 (각 5명 내외)</w:t>
+            </w:r>
           </w:p>
         </w:tc>
         <w:tc>
@@ -4835,7 +5397,89 @@
                 <w:color w:val="1F2937"/>
                 <w:sz w:val="19"/>
               </w:rPr>
-              <w:t>정례회 참석과 표결, 학급 전달</w:t>
+              <w:t>학생생활인권규정 개정 의견 검토, 학생참여예산 심의와 집행 점검</w:t>
+            </w:r>
+          </w:p>
+        </w:tc>
+      </w:tr>
+      <w:tr>
+        <w:trPr>
+          <w:cantSplit/>
+        </w:trPr>
+        <w:tc>
+          <w:tcPr>
+            <w:tcW w:type="dxa" w:w="1638"/>
+            <w:shd w:val="clear" w:color="auto" w:fill="F4F6FA"/>
+            <w:vAlign w:val="center"/>
+          </w:tcPr>
+          <w:p>
+            <w:pPr>
+              <w:spacing w:before="0" w:after="0" w:line="324" w:lineRule="auto"/>
+              <w:jc w:val="left"/>
+            </w:pPr>
+            <w:r>
+              <w:rPr>
+                <w:rFonts w:ascii="맑은 고딕" w:hAnsi="맑은 고딕" w:eastAsia="맑은 고딕" w:cs="맑은 고딕"/>
+                <w:b/>
+                <w:color w:val="15213B"/>
+                <w:sz w:val="19"/>
+              </w:rPr>
+              <w:t>대의원회 전체</w:t>
+            </w:r>
+          </w:p>
+        </w:tc>
+        <w:tc>
+          <w:tcPr>
+            <w:tcW w:type="dxa" w:w="2216"/>
+            <w:shd w:val="clear" w:color="auto" w:fill="F4F6FA"/>
+            <w:vAlign w:val="center"/>
+          </w:tcPr>
+          <w:p>
+            <w:pPr>
+              <w:spacing w:before="0" w:after="0" w:line="324" w:lineRule="auto"/>
+              <w:jc w:val="left"/>
+            </w:pPr>
+            <w:r>
+              <w:rPr>
+                <w:rFonts w:ascii="맑은 고딕" w:hAnsi="맑은 고딕" w:eastAsia="맑은 고딕" w:cs="맑은 고딕"/>
+                <w:color w:val="1F2937"/>
+                <w:sz w:val="19"/>
+              </w:rPr>
+              <w:t>총 31명 (의장단 3명 + 학급 대의원 28명)</w:t>
+            </w:r>
+          </w:p>
+        </w:tc>
+        <w:tc>
+          <w:tcPr>
+            <w:tcW w:type="dxa" w:w="2409"/>
+            <w:shd w:val="clear" w:color="auto" w:fill="F4F6FA"/>
+            <w:vAlign w:val="center"/>
+          </w:tcPr>
+          <w:p>
+            <w:pPr>
+              <w:spacing w:before="0" w:after="0" w:line="324" w:lineRule="auto"/>
+              <w:jc w:val="left"/>
+            </w:pPr>
+          </w:p>
+        </w:tc>
+        <w:tc>
+          <w:tcPr>
+            <w:tcW w:type="dxa" w:w="3374"/>
+            <w:shd w:val="clear" w:color="auto" w:fill="F4F6FA"/>
+            <w:vAlign w:val="center"/>
+          </w:tcPr>
+          <w:p>
+            <w:pPr>
+              <w:spacing w:before="0" w:after="0" w:line="324" w:lineRule="auto"/>
+              <w:jc w:val="left"/>
+            </w:pPr>
+            <w:r>
+              <w:rPr>
+                <w:rFonts w:ascii="맑은 고딕" w:hAnsi="맑은 고딕" w:eastAsia="맑은 고딕" w:cs="맑은 고딕"/>
+                <w:color w:val="1F2937"/>
+                <w:sz w:val="19"/>
+              </w:rPr>
+              <w:t>학년대의원장과 서기는 학급 대의원 중에서 맡음</w:t>
             </w:r>
           </w:p>
         </w:tc>
@@ -5468,7 +6112,7 @@
           <w:color w:val="5B6474"/>
           <w:sz w:val="17"/>
         </w:rPr>
-        <w:t>※ 부서별 부장 1명, 차장 1명, 부원 3~5명  총무 1명은 예산 기록을 전담하며 부서원 규모는 학교 여건에 따라 조정</w:t>
+        <w:t>※ 학생회장단 3명 + 6개 부서 × 4명 내외 (부장 1명, 부원 3명) = 27명 내외  이 중 4명은 대의원회를 겸하는 학급회장·부회장이며 기획부에 예산 담당 1명을 둠</w:t>
       </w:r>
     </w:p>
     <w:p>
@@ -5914,7 +6558,7 @@
                 <w:color w:val="1F2937"/>
                 <w:sz w:val="19"/>
               </w:rPr>
-              <w:t>이다 전교생에게 영향을 주는 결정은 반드시 대의원회에서 한다</w:t>
+              <w:t>이다. 전교생에게 영향을 주는 결정은 반드시 대의원회에서 한다.</w:t>
             </w:r>
           </w:p>
         </w:tc>
@@ -6724,7 +7368,7 @@
           <w:color w:val="5B6474"/>
           <w:sz w:val="22"/>
         </w:rPr>
-        <w:t>학급에서 시작해 학급으로 돌아오는 4주 사이클을 매달 반복한다</w:t>
+        <w:t>학급에서 시작해 학급으로 돌아오는 4주 사이클을 매달 반복한다.</w:t>
       </w:r>
     </w:p>
     <w:p>
@@ -6996,7 +7640,7 @@
                 <w:color w:val="1F2937"/>
                 <w:sz w:val="19"/>
               </w:rPr>
-              <w:t>학급 전체 (반장 진행)</w:t>
+              <w:t>학급 전체 (학급회장 진행)</w:t>
             </w:r>
           </w:p>
         </w:tc>
@@ -7407,7 +8051,7 @@
                 <w:color w:val="1F2937"/>
                 <w:sz w:val="21"/>
               </w:rPr>
-              <w:t xml:space="preserve"> 학생들이 자기 목소리가 반영되는 경험을 한다</w:t>
+              <w:t xml:space="preserve"> 학생들이 자기 목소리가 반영되는 경험을 한다.</w:t>
             </w:r>
           </w:p>
         </w:tc>
@@ -7468,7 +8112,7 @@
           <w:color w:val="5B6474"/>
           <w:sz w:val="22"/>
         </w:rPr>
-        <w:t>학급자치는 자치의 뿌리이며 뿌리는 시간표 위에서만 자란다</w:t>
+        <w:t>학급자치는 자치의 뿌리이며 뿌리는 시간표 위에서만 자란다.</w:t>
       </w:r>
     </w:p>
     <w:p>
@@ -7619,7 +8263,7 @@
                 <w:color w:val="1F2937"/>
                 <w:sz w:val="19"/>
               </w:rPr>
-              <w:t>대의원회와 라온하제의 모든 활동은 학급 의견에서 출발한다 학급자치 시간이 없으면 대의원회는 대표 개인 의견에 의존하게 된다</w:t>
+              <w:t>대의원회와 라온하제의 모든 활동은 학급 의견에서 출발한다. 학급자치 시간이 없으면 대의원회는 대표 개인 의견에 의존하게 된다.</w:t>
             </w:r>
           </w:p>
         </w:tc>
@@ -7667,7 +8311,7 @@
                 <w:color w:val="1F2937"/>
                 <w:sz w:val="19"/>
               </w:rPr>
-              <w:t>담임 재량에 맡기면 시험, 행사, 진도에 밀려 쉽게 사라진다 시간표에 고정되어야 매달 반복되는 순환 체계가 작동한다</w:t>
+              <w:t>담임 재량에 맡기면 시험, 행사, 진도에 밀려 쉽게 사라진다. 시간표에 고정되어야 매달 반복되는 순환 체계가 작동한다.</w:t>
             </w:r>
           </w:p>
         </w:tc>
@@ -7715,7 +8359,7 @@
                 <w:color w:val="1F2937"/>
                 <w:sz w:val="19"/>
               </w:rPr>
-              <w:t>2022 개정 교육과정은 자율·자치활동을 창의적 체험활동의 독립 영역으로 두었다 학급자치는 민주시민 역량을 기르는 교육활동이다</w:t>
+              <w:t>2022 개정 교육과정은 자율·자치활동을 창의적 체험활동의 독립 영역으로 두었다. 학급자치는 민주시민 역량을 기르는 교육활동이다.</w:t>
             </w:r>
           </w:p>
         </w:tc>
@@ -7763,7 +8407,7 @@
                 <w:color w:val="1F2937"/>
                 <w:sz w:val="19"/>
               </w:rPr>
-              <w:t>모든 학급이 같은 시간을 보장받아야 학급 간 참여 격차가 줄어든다</w:t>
+              <w:t>모든 학급이 같은 시간을 보장받아야 학급 간 참여 격차가 줄어든다.</w:t>
             </w:r>
           </w:p>
         </w:tc>
@@ -7811,7 +8455,7 @@
                 <w:color w:val="1F2937"/>
                 <w:sz w:val="19"/>
               </w:rPr>
-              <w:t>교육과정에 편성된 시간이어야 학교생활기록부 창의적 체험활동 특기사항에 근거 있게 기록할 수 있다</w:t>
+              <w:t>교육과정에 편성된 시간이어야 학교생활기록부 창의적 체험활동 특기사항에 근거 있게 기록할 수 있다.</w:t>
             </w:r>
           </w:p>
         </w:tc>
@@ -7942,7 +8586,7 @@
                 <w:color w:val="1F2937"/>
                 <w:sz w:val="21"/>
               </w:rPr>
-              <w:t>에 운영하여 대의원의 참석을 공결로 인정한다</w:t>
+              <w:t>에 운영하여 대의원의 참석을 공결로 인정한다.</w:t>
             </w:r>
           </w:p>
         </w:tc>
@@ -8475,7 +9119,7 @@
                 <w:color w:val="1F2937"/>
                 <w:sz w:val="19"/>
               </w:rPr>
-              <w:t>대의원만 참석, 나머지 학생은 학급 활동</w:t>
+              <w:t>대의원 31명 참석, 나머지 학생은 학급 활동</w:t>
             </w:r>
           </w:p>
         </w:tc>
@@ -8808,7 +9452,7 @@
           <w:color w:val="5B6474"/>
           <w:sz w:val="17"/>
         </w:rPr>
-        <w:t>※ 시수는 예시이며 학교 교육과정위원회 심의로 확정한다  괄호 안 시수는 학급자치 시간과 별도의 대의원회 운영 시간을 뜻한다</w:t>
+        <w:t>※ 시수는 예시이며 학교 교육과정위원회 심의로 확정한다. 괄호 안 시수는 학급자치 시간과 별도의 대의원회 운영 시간을 뜻한다.</w:t>
       </w:r>
     </w:p>
     <w:p>
@@ -9152,7 +9796,7 @@
           <w:color w:val="1F2937"/>
           <w:sz w:val="21"/>
         </w:rPr>
-        <w:t>로 참여하고 학급 반장이 회의를 진행</w:t>
+        <w:t>로 참여하고 학급회장이 회의를 진행</w:t>
       </w:r>
     </w:p>
     <w:p>
@@ -9224,7 +9868,7 @@
           <w:color w:val="5B6474"/>
           <w:sz w:val="22"/>
         </w:rPr>
-        <w:t>시간 외에도 공간, 예산, 사람, 역량, 제도, 소통이 함께 갖추어져야 자치가 지속된다</w:t>
+        <w:t>시간 외에도 공간, 예산, 사람, 역량, 제도, 소통이 함께 갖추어져야 자치가 지속된다.</w:t>
       </w:r>
     </w:p>
     <w:p>
@@ -10089,7 +10733,7 @@
           <w:color w:val="5B6474"/>
           <w:sz w:val="22"/>
         </w:rPr>
-        <w:t>2026년 2학기에 제도를 설계하고 2027학년도 3월부터 새 체제로 운영한다</w:t>
+        <w:t>2026년 2학기에 제도를 설계하고 2027학년도 3월부터 새 체제로 운영한다.</w:t>
       </w:r>
     </w:p>
     <w:p>
@@ -11666,7 +12310,7 @@
                 <w:color w:val="1F2937"/>
                 <w:sz w:val="19"/>
               </w:rPr>
-              <w:t>① 학생자치회에 대의원회와 라온하제를 둔다</w:t>
+              <w:t>① 학생자치회에 대의원회와 라온하제를 둔다.</w:t>
             </w:r>
             <w:r>
               <w:rPr>
@@ -11681,7 +12325,7 @@
                 <w:color w:val="1F2937"/>
                 <w:sz w:val="19"/>
               </w:rPr>
-              <w:t>② 대의원회와 라온하제를 잇기 위하여 자치운영위원회를 둔다</w:t>
+              <w:t>② 대의원회와 라온하제를 잇기 위하여 자치운영위원회를 둔다.</w:t>
             </w:r>
           </w:p>
         </w:tc>
@@ -11729,7 +12373,7 @@
                 <w:color w:val="1F2937"/>
                 <w:sz w:val="19"/>
               </w:rPr>
-              <w:t>① 대의원회는 학생자치회의 심의·의결 기구로서 각 학급에서 선출된 대의원과 학생회장단으로 구성한다</w:t>
+              <w:t>① 대의원회는 학생자치회의 심의·의결 기구로서 학생회장단과 각 학급의 학급회장·부회장으로 구성한다.</w:t>
             </w:r>
             <w:r>
               <w:rPr>
@@ -11744,7 +12388,7 @@
                 <w:color w:val="1F2937"/>
                 <w:sz w:val="19"/>
               </w:rPr>
-              <w:t>② 대의원회는 학생자치회의 주요 사업, 학생참여예산, 학교 규정에 대한 학생 의견을 심의·의결하고 라온하제의 사업을 승인·평가한다</w:t>
+              <w:t>② 대의원회는 학생자치회의 주요 사업, 학생참여예산, 학교 규정에 대한 학생 의견을 심의·의결하고 라온하제의 사업을 승인·평가한다.</w:t>
             </w:r>
           </w:p>
         </w:tc>
@@ -11792,7 +12436,7 @@
                 <w:color w:val="1F2937"/>
                 <w:sz w:val="19"/>
               </w:rPr>
-              <w:t>① 라온하제는 학생자치회의 집행 기구로서 학생회장단과 공개 모집으로 선발한 부원으로 구성한다</w:t>
+              <w:t>① 라온하제는 학생자치회의 집행 기구로서 학생회장단과 공개 모집으로 선발한 부원으로 구성한다.</w:t>
             </w:r>
             <w:r>
               <w:rPr>
@@ -11807,7 +12451,7 @@
                 <w:color w:val="1F2937"/>
                 <w:sz w:val="19"/>
               </w:rPr>
-              <w:t>② 라온하제는 대의원회의 의결 사항을 이행하고 그 결과를 대의원회에 보고한다</w:t>
+              <w:t>② 라온하제는 대의원회의 의결 사항을 이행하고 그 결과를 대의원회에 보고한다.</w:t>
             </w:r>
           </w:p>
         </w:tc>
@@ -11855,7 +12499,7 @@
                 <w:color w:val="1F2937"/>
                 <w:sz w:val="19"/>
               </w:rPr>
-              <w:t>① 학생회장단은 회장 1명과 부회장 2명으로 하며 대의원회와 라온하제의 당연직 구성원이 된다</w:t>
+              <w:t>① 학생회장단은 회장 1명과 부회장 2명으로 하며 대의원회와 라온하제의 당연직 구성원이 된다.</w:t>
             </w:r>
             <w:r>
               <w:rPr>
@@ -11870,7 +12514,7 @@
                 <w:color w:val="1F2937"/>
                 <w:sz w:val="19"/>
               </w:rPr>
-              <w:t>② 회장은 대의원회의 의장과 라온하제의 대표를 겸하고 부회장은 대의원회의 부의장과 라온하제의 총괄을 겸한다</w:t>
+              <w:t>② 회장은 대의원회의 의장과 라온하제의 대표를 겸하고 부회장은 대의원회의 부의장과 라온하제의 총괄을 겸한다.</w:t>
             </w:r>
             <w:r>
               <w:rPr>
@@ -11885,7 +12529,7 @@
                 <w:color w:val="1F2937"/>
                 <w:sz w:val="19"/>
               </w:rPr>
-              <w:t>③ 회장단은 대의원회 표결에 참여하지 아니한다 다만 가부동수인 때에는 의장이 결정한다</w:t>
+              <w:t>③ 회장단은 대의원회 표결에 참여하지 아니한다. 다만 가부동수인 때에는 의장이 결정한다.</w:t>
             </w:r>
           </w:p>
         </w:tc>
@@ -11912,7 +12556,7 @@
                 <w:color w:val="15213B"/>
                 <w:sz w:val="19"/>
               </w:rPr>
-              <w:t>제○조 (겸직 제한)</w:t>
+              <w:t>제○조 (겸직)</w:t>
             </w:r>
           </w:p>
         </w:tc>
@@ -11933,7 +12577,22 @@
                 <w:color w:val="1F2937"/>
                 <w:sz w:val="19"/>
               </w:rPr>
-              <w:t>대의원과 라온하제 부원은 겸할 수 없다 다만 학생회장단은 그러하지 아니하다</w:t>
+              <w:t>① 학생회장단은 대의원회와 라온하제의 당연직 구성원이 된다.</w:t>
+            </w:r>
+            <w:r>
+              <w:rPr>
+                <w:rFonts w:ascii="맑은 고딕" w:hAnsi="맑은 고딕" w:eastAsia="맑은 고딕" w:cs="맑은 고딕"/>
+                <w:sz w:val="19"/>
+              </w:rPr>
+              <w:br/>
+            </w:r>
+            <w:r>
+              <w:rPr>
+                <w:rFonts w:ascii="맑은 고딕" w:hAnsi="맑은 고딕" w:eastAsia="맑은 고딕" w:cs="맑은 고딕"/>
+                <w:color w:val="1F2937"/>
+                <w:sz w:val="19"/>
+              </w:rPr>
+              <w:t>② 대의원은 라온하제 부원을 겸할 수 있다. 이 경우 겸직하는 대의원은 소속 부서 사업의 승인·평가 표결에 참여하지 아니한다.</w:t>
             </w:r>
           </w:p>
         </w:tc>
@@ -11981,7 +12640,7 @@
                 <w:color w:val="1F2937"/>
                 <w:sz w:val="19"/>
               </w:rPr>
-              <w:t>① 자치운영위원회는 학생회장단, 학년대의원장, 라온하제 부서장으로 구성하며 위원장은 학생회장이 된다</w:t>
+              <w:t>① 자치운영위원회는 학생회장단, 학년대의원장, 라온하제 부서장으로 구성하며 위원장은 학생회장이 된다.</w:t>
             </w:r>
             <w:r>
               <w:rPr>
@@ -11996,7 +12655,7 @@
                 <w:color w:val="1F2937"/>
                 <w:sz w:val="19"/>
               </w:rPr>
-              <w:t>② 자치운영위원회는 안건의 분류와 업무 배분을 조정하며 의결권을 갖지 아니한다</w:t>
+              <w:t>② 자치운영위원회는 안건의 분류와 업무 배분을 조정하며 의결권을 갖지 아니한다.</w:t>
             </w:r>
             <w:r>
               <w:rPr>
@@ -12011,7 +12670,7 @@
                 <w:color w:val="1F2937"/>
                 <w:sz w:val="19"/>
               </w:rPr>
-              <w:t>③ 정례회의는 격주 1회 개최한다</w:t>
+              <w:t>③ 정례회의는 격주 1회 개최한다.</w:t>
             </w:r>
           </w:p>
         </w:tc>
@@ -12059,7 +12718,7 @@
                 <w:color w:val="1F2937"/>
                 <w:sz w:val="19"/>
               </w:rPr>
-              <w:t>① 학급자치회는 학교 교육과정에 편성된 학급자치 시간에 정기적으로 개최한다</w:t>
+              <w:t>① 학급자치회는 학교 교육과정에 편성된 학급자치 시간에 정기적으로 개최한다.</w:t>
             </w:r>
             <w:r>
               <w:rPr>
@@ -12074,7 +12733,7 @@
                 <w:color w:val="1F2937"/>
                 <w:sz w:val="19"/>
               </w:rPr>
-              <w:t>② 학급자치회의 건의는 대의원을 통하여 대의원회에 전달한다</w:t>
+              <w:t>② 학급자치회의 건의는 대의원을 통하여 대의원회에 전달한다.</w:t>
             </w:r>
           </w:p>
         </w:tc>

--- a/gocheon-autonomy/out/고천중_학생자치_개선안.docx
+++ b/gocheon-autonomy/out/고천중_학생자치_개선안.docx
@@ -516,7 +516,7 @@
                 <w:color w:val="1F2937"/>
                 <w:sz w:val="20"/>
               </w:rPr>
-              <w:t xml:space="preserve">을 맡는다. 두 조직에 함께 속한 인원은 </w:t>
+              <w:t xml:space="preserve">을 맡는다. 두 조직을 겸직하는 학급회장·부회장은 </w:t>
             </w:r>
             <w:r>
               <w:rPr>
@@ -2422,7 +2422,7 @@
                 <w:color w:val="1F2937"/>
                 <w:sz w:val="19"/>
               </w:rPr>
-              <w:t>학생회장단 3명과 공개 모집·면접으로 선발한 희망 학생, 27명 내외</w:t>
+              <w:t>학생회장단 3명(대표단)과 공개 모집·면접으로 선발한 부원 27명 내외</w:t>
             </w:r>
           </w:p>
         </w:tc>
@@ -3165,7 +3165,7 @@
           <w:color w:val="15213B"/>
           <w:sz w:val="26"/>
         </w:rPr>
-        <w:t>겹치는 인원 7명과 역할 분리 원칙</w:t>
+        <w:t>겸직 인원 7명과 역할 분리 원칙</w:t>
       </w:r>
     </w:p>
     <w:tbl>
@@ -3211,7 +3211,7 @@
                 <w:color w:val="6A45C2"/>
                 <w:sz w:val="21"/>
               </w:rPr>
-              <w:t>겹치는 인원 7명</w:t>
+              <w:t>겸직 인원 7명</w:t>
             </w:r>
           </w:p>
           <w:p>
@@ -3225,7 +3225,7 @@
                 <w:color w:val="1F2937"/>
                 <w:sz w:val="21"/>
               </w:rPr>
-              <w:t xml:space="preserve">대의원회(31명)와 라온하제(27명 내외)에 함께 속한 인원은 </w:t>
+              <w:t xml:space="preserve">대의원회 31명 가운데 </w:t>
             </w:r>
             <w:r>
               <w:rPr>
@@ -3234,7 +3234,7 @@
                 <w:color w:val="6A45C2"/>
                 <w:sz w:val="21"/>
               </w:rPr>
-              <w:t>7명</w:t>
+              <w:t>학급회장·부회장 7명</w:t>
             </w:r>
             <w:r>
               <w:rPr>
@@ -3242,7 +3242,7 @@
                 <w:color w:val="1F2937"/>
                 <w:sz w:val="21"/>
               </w:rPr>
-              <w:t xml:space="preserve">이다. </w:t>
+              <w:t xml:space="preserve">이 라온하제 부원을 겸직한다. </w:t>
             </w:r>
             <w:r>
               <w:rPr>
@@ -3259,24 +3259,7 @@
                 <w:color w:val="1F2937"/>
                 <w:sz w:val="21"/>
               </w:rPr>
-              <w:t xml:space="preserve">은 두 조직의 당연직 구성원이고, 나머지 </w:t>
-            </w:r>
-            <w:r>
-              <w:rPr>
-                <w:rFonts w:ascii="맑은 고딕" w:hAnsi="맑은 고딕" w:eastAsia="맑은 고딕" w:cs="맑은 고딕"/>
-                <w:b/>
-                <w:color w:val="6A45C2"/>
-                <w:sz w:val="21"/>
-              </w:rPr>
-              <w:t>4명</w:t>
-            </w:r>
-            <w:r>
-              <w:rPr>
-                <w:rFonts w:ascii="맑은 고딕" w:hAnsi="맑은 고딕" w:eastAsia="맑은 고딕" w:cs="맑은 고딕"/>
-                <w:color w:val="1F2937"/>
-                <w:sz w:val="21"/>
-              </w:rPr>
-              <w:t>은 라온하제 부원을 겸하는 학급회장·부회장이다. 두 조직을 합친 실제 인원은 51명 내외이다.</w:t>
+              <w:t>은 겸직 인원과 별도로 두 조직의 당연직 구성원이다. 두 조직을 합친 실제 인원은 51명 내외이다.</w:t>
             </w:r>
           </w:p>
         </w:tc>
@@ -3459,7 +3442,7 @@
                 <w:color w:val="15213B"/>
                 <w:sz w:val="19"/>
               </w:rPr>
-              <w:t>학생회장단</w:t>
+              <w:t>겸직 학급 임원</w:t>
             </w:r>
           </w:p>
         </w:tc>
@@ -3480,7 +3463,7 @@
                 <w:color w:val="1F2937"/>
                 <w:sz w:val="19"/>
               </w:rPr>
-              <w:t>3명</w:t>
+              <w:t>7명</w:t>
             </w:r>
           </w:p>
         </w:tc>
@@ -3501,7 +3484,7 @@
                 <w:color w:val="1F2937"/>
                 <w:sz w:val="19"/>
               </w:rPr>
-              <w:t>의장·부의장 (당연직)</w:t>
+              <w:t>학급 대표로 심의·표결</w:t>
             </w:r>
           </w:p>
         </w:tc>
@@ -3522,7 +3505,7 @@
                 <w:color w:val="1F2937"/>
                 <w:sz w:val="19"/>
               </w:rPr>
-              <w:t>대표·총괄 (당연직)</w:t>
+              <w:t>부서 부원으로 실행</w:t>
             </w:r>
           </w:p>
         </w:tc>
@@ -3549,7 +3532,7 @@
                 <w:color w:val="15213B"/>
                 <w:sz w:val="19"/>
               </w:rPr>
-              <w:t>겸직 학급 임원</w:t>
+              <w:t>학생회장단 (당연직)</w:t>
             </w:r>
           </w:p>
         </w:tc>
@@ -3570,7 +3553,7 @@
                 <w:color w:val="1F2937"/>
                 <w:sz w:val="19"/>
               </w:rPr>
-              <w:t>4명</w:t>
+              <w:t>3명</w:t>
             </w:r>
           </w:p>
         </w:tc>
@@ -3591,7 +3574,7 @@
                 <w:color w:val="1F2937"/>
                 <w:sz w:val="19"/>
               </w:rPr>
-              <w:t>학급 대표로 심의·표결</w:t>
+              <w:t>의장·부의장</w:t>
             </w:r>
           </w:p>
         </w:tc>
@@ -3612,82 +3595,8 @@
                 <w:color w:val="1F2937"/>
                 <w:sz w:val="19"/>
               </w:rPr>
-              <w:t>부서 부원으로 실행</w:t>
-            </w:r>
-          </w:p>
-        </w:tc>
-      </w:tr>
-      <w:tr>
-        <w:trPr>
-          <w:cantSplit/>
-        </w:trPr>
-        <w:tc>
-          <w:tcPr>
-            <w:tcW w:type="dxa" w:w="2120"/>
-            <w:shd w:val="clear" w:color="auto" w:fill="F4F6FA"/>
-            <w:vAlign w:val="center"/>
-          </w:tcPr>
-          <w:p>
-            <w:pPr>
-              <w:spacing w:before="0" w:after="0" w:line="324" w:lineRule="auto"/>
-              <w:jc w:val="left"/>
-            </w:pPr>
-            <w:r>
-              <w:rPr>
-                <w:rFonts w:ascii="맑은 고딕" w:hAnsi="맑은 고딕" w:eastAsia="맑은 고딕" w:cs="맑은 고딕"/>
-                <w:b/>
-                <w:color w:val="15213B"/>
-                <w:sz w:val="19"/>
-              </w:rPr>
-              <w:t>합계</w:t>
-            </w:r>
-          </w:p>
-        </w:tc>
-        <w:tc>
-          <w:tcPr>
-            <w:tcW w:type="dxa" w:w="1156"/>
-            <w:shd w:val="clear" w:color="auto" w:fill="F4F6FA"/>
-            <w:vAlign w:val="center"/>
-          </w:tcPr>
-          <w:p>
-            <w:pPr>
-              <w:spacing w:before="0" w:after="0" w:line="324" w:lineRule="auto"/>
-              <w:jc w:val="center"/>
-            </w:pPr>
-            <w:r>
-              <w:rPr>
-                <w:rFonts w:ascii="맑은 고딕" w:hAnsi="맑은 고딕" w:eastAsia="맑은 고딕" w:cs="맑은 고딕"/>
-                <w:color w:val="1F2937"/>
-                <w:sz w:val="19"/>
-              </w:rPr>
-              <w:t>7명</w:t>
-            </w:r>
-          </w:p>
-        </w:tc>
-        <w:tc>
-          <w:tcPr>
-            <w:tcW w:type="dxa" w:w="3180"/>
-            <w:shd w:val="clear" w:color="auto" w:fill="F4F6FA"/>
-            <w:vAlign w:val="center"/>
-          </w:tcPr>
-          <w:p>
-            <w:pPr>
-              <w:spacing w:before="0" w:after="0" w:line="324" w:lineRule="auto"/>
-              <w:jc w:val="left"/>
-            </w:pPr>
-          </w:p>
-        </w:tc>
-        <w:tc>
-          <w:tcPr>
-            <w:tcW w:type="dxa" w:w="3181"/>
-            <w:shd w:val="clear" w:color="auto" w:fill="F4F6FA"/>
-            <w:vAlign w:val="center"/>
-          </w:tcPr>
-          <w:p>
-            <w:pPr>
-              <w:spacing w:before="0" w:after="0" w:line="324" w:lineRule="auto"/>
-              <w:jc w:val="left"/>
-            </w:pPr>
+              <w:t>대표·총괄</w:t>
+            </w:r>
           </w:p>
         </w:tc>
       </w:tr>
@@ -4621,7 +4530,7 @@
           <w:color w:val="5B6474"/>
           <w:sz w:val="22"/>
         </w:rPr>
-        <w:t>전체 14학급 기준  대의원회 31명, 라온하제 27명 내외, 겹치는 인원 7명</w:t>
+        <w:t>전체 14학급 기준  대의원회 31명, 라온하제 부원 27명 내외, 겸직 7명</w:t>
       </w:r>
     </w:p>
     <w:p>
@@ -4919,7 +4828,7 @@
                 <w:color w:val="1F2937"/>
                 <w:sz w:val="19"/>
               </w:rPr>
-              <w:t>당연직 (라온하제와 겹침)</w:t>
+              <w:t>당연직 (라온하제 대표단 겸임)</w:t>
             </w:r>
           </w:p>
         </w:tc>
@@ -5169,6 +5078,21 @@
                 <w:sz w:val="19"/>
               </w:rPr>
               <w:t>14학급 × 2명, 총 28명</w:t>
+            </w:r>
+            <w:r>
+              <w:rPr>
+                <w:rFonts w:ascii="맑은 고딕" w:hAnsi="맑은 고딕" w:eastAsia="맑은 고딕" w:cs="맑은 고딕"/>
+                <w:sz w:val="19"/>
+              </w:rPr>
+              <w:br/>
+            </w:r>
+            <w:r>
+              <w:rPr>
+                <w:rFonts w:ascii="맑은 고딕" w:hAnsi="맑은 고딕" w:eastAsia="맑은 고딕" w:cs="맑은 고딕"/>
+                <w:color w:val="1F2937"/>
+                <w:sz w:val="19"/>
+              </w:rPr>
+              <w:t>(7명은 라온하제 겸직)</w:t>
             </w:r>
           </w:p>
         </w:tc>
@@ -6112,7 +6036,7 @@
           <w:color w:val="5B6474"/>
           <w:sz w:val="17"/>
         </w:rPr>
-        <w:t>※ 학생회장단 3명 + 6개 부서 × 4명 내외 (부장 1명, 부원 3명) = 27명 내외  이 중 4명은 대의원회를 겸하는 학급회장·부회장이며 기획부에 예산 담당 1명을 둠</w:t>
+        <w:t>※ 학생회장단 3명(대표단) + 6개 부서 부원 27명 내외 (부서당 부장 1명 포함 4~5명)  부원 중 7명은 대의원회를 겸하는 학급회장·부회장이며 기획부에 예산 담당 1명을 둠</w:t>
       </w:r>
     </w:p>
     <w:p>

--- a/gocheon-autonomy/out/고천중_학생자치_개선안.docx
+++ b/gocheon-autonomy/out/고천중_학생자치_개선안.docx
@@ -491,7 +491,7 @@
                 <w:color w:val="15213B"/>
                 <w:sz w:val="20"/>
               </w:rPr>
-              <w:t>심의·의결</w:t>
+              <w:t>심의와 의결</w:t>
             </w:r>
             <w:r>
               <w:rPr>
@@ -508,7 +508,7 @@
                 <w:color w:val="15213B"/>
                 <w:sz w:val="20"/>
               </w:rPr>
-              <w:t>기획·실행</w:t>
+              <w:t>기획과 실행</w:t>
             </w:r>
             <w:r>
               <w:rPr>
@@ -516,7 +516,7 @@
                 <w:color w:val="1F2937"/>
                 <w:sz w:val="20"/>
               </w:rPr>
-              <w:t xml:space="preserve">을 맡는다. 두 조직을 겸직하는 학급회장·부회장은 </w:t>
+              <w:t xml:space="preserve">을 맡는다. 두 조직을 겸직하는 학급회장과 부회장은 </w:t>
             </w:r>
             <w:r>
               <w:rPr>
@@ -1434,7 +1434,7 @@
           <w:color w:val="1F2937"/>
           <w:sz w:val="21"/>
         </w:rPr>
-        <w:t>「초·중등교육법」 제17조 학생의 자치활동은 권장·보호되며 조직과 운영의 기본 사항은 학칙으로 정함</w:t>
+        <w:t>「초·중등교육법」 제17조 학생의 자치활동은 권장되고 보호되며 조직과 운영의 기본 사항은 학칙으로 정함</w:t>
       </w:r>
     </w:p>
     <w:p>
@@ -2263,7 +2263,7 @@
                 <w:color w:val="1F2937"/>
                 <w:sz w:val="19"/>
               </w:rPr>
-              <w:t>심의·의결 기구 (학교 속 의회)</w:t>
+              <w:t>심의와 의결 기구 (학교 속 의회)</w:t>
             </w:r>
           </w:p>
         </w:tc>
@@ -2284,7 +2284,7 @@
                 <w:color w:val="1F2937"/>
                 <w:sz w:val="19"/>
               </w:rPr>
-              <w:t>기획·집행 기구 (학교 속 실행부)</w:t>
+              <w:t>기획과 집행 기구 (학교 속 실행부)</w:t>
             </w:r>
           </w:p>
         </w:tc>
@@ -2332,7 +2332,7 @@
                 <w:color w:val="1F2937"/>
                 <w:sz w:val="19"/>
               </w:rPr>
-              <w:t>무엇을 할 것인가</w:t>
+              <w:t>무엇을 할 것인가?</w:t>
             </w:r>
           </w:p>
         </w:tc>
@@ -2353,7 +2353,7 @@
                 <w:color w:val="1F2937"/>
                 <w:sz w:val="19"/>
               </w:rPr>
-              <w:t>어떻게 실현할 것인가</w:t>
+              <w:t>어떻게 실현할 것인가?</w:t>
             </w:r>
           </w:p>
         </w:tc>
@@ -2401,7 +2401,7 @@
                 <w:color w:val="1F2937"/>
                 <w:sz w:val="19"/>
               </w:rPr>
-              <w:t>학생회장단 3명과 14개 학급의 학급회장·부회장 28명, 총 31명</w:t>
+              <w:t>학생회장단 3명과 14개 학급의 학급회장과 부회장 28명, 총 31명</w:t>
             </w:r>
           </w:p>
         </w:tc>
@@ -2422,7 +2422,7 @@
                 <w:color w:val="1F2937"/>
                 <w:sz w:val="19"/>
               </w:rPr>
-              <w:t>학생회장단 3명(대표단)과 공개 모집·면접으로 선발한 부원 27명 내외</w:t>
+              <w:t>학생회장단 3명(대표단)과 공개 모집과 면접으로 선발한 부원 27명 내외</w:t>
             </w:r>
           </w:p>
         </w:tc>
@@ -2539,7 +2539,7 @@
                 <w:color w:val="1F2937"/>
                 <w:sz w:val="19"/>
               </w:rPr>
-              <w:t>학급 의견 수렴과 전달, 안건 심의·의결, 학생참여예산 심의, 라온하제 사업 승인과 평가</w:t>
+              <w:t>학급 의견 수렴과 전달, 안건 심의와 의결, 학생참여예산 심의, 라온하제 사업 승인과 평가</w:t>
             </w:r>
           </w:p>
         </w:tc>
@@ -2746,7 +2746,7 @@
                 <w:color w:val="1F2937"/>
                 <w:sz w:val="19"/>
               </w:rPr>
-              <w:t>의장·부의장으로 회의 주재</w:t>
+              <w:t>의장과 부의장으로 회의 주재</w:t>
             </w:r>
           </w:p>
         </w:tc>
@@ -2767,7 +2767,7 @@
                 <w:color w:val="1F2937"/>
                 <w:sz w:val="19"/>
               </w:rPr>
-              <w:t>대표·총괄로 부서 운영 지휘</w:t>
+              <w:t>대표와 총괄로 부서 운영 지휘</w:t>
             </w:r>
           </w:p>
         </w:tc>
@@ -3013,7 +3013,7 @@
                 <w:color w:val="1F2937"/>
                 <w:sz w:val="19"/>
               </w:rPr>
-              <w:t>행사와 캠페인을 직접 기획·운영하지 않고 필요하면 라온하제에 요청한다.</w:t>
+              <w:t>행사와 캠페인을 직접 기획하거나 운영하지 않고 필요하면 라온하제에 요청한다.</w:t>
             </w:r>
           </w:p>
         </w:tc>
@@ -3234,7 +3234,7 @@
                 <w:color w:val="6A45C2"/>
                 <w:sz w:val="21"/>
               </w:rPr>
-              <w:t>학급회장·부회장 7명</w:t>
+              <w:t>학급회장과 부회장 7명</w:t>
             </w:r>
             <w:r>
               <w:rPr>
@@ -3484,7 +3484,7 @@
                 <w:color w:val="1F2937"/>
                 <w:sz w:val="19"/>
               </w:rPr>
-              <w:t>학급 대표로 심의·표결</w:t>
+              <w:t>학급 대표로 심의와 표결</w:t>
             </w:r>
           </w:p>
         </w:tc>
@@ -3574,7 +3574,7 @@
                 <w:color w:val="1F2937"/>
                 <w:sz w:val="19"/>
               </w:rPr>
-              <w:t>의장·부의장</w:t>
+              <w:t>의장과 부의장</w:t>
             </w:r>
           </w:p>
         </w:tc>
@@ -3595,7 +3595,7 @@
                 <w:color w:val="1F2937"/>
                 <w:sz w:val="19"/>
               </w:rPr>
-              <w:t>대표·총괄</w:t>
+              <w:t>대표와 총괄</w:t>
             </w:r>
           </w:p>
         </w:tc>
@@ -3694,7 +3694,7 @@
           <w:color w:val="15213B"/>
           <w:sz w:val="21"/>
         </w:rPr>
-        <w:t>자기 부서 사업의 승인·평가 표결에 참여하지 않는다</w:t>
+        <w:t>자기 부서 사업의 승인과 평가 표결에 참여하지 않는다</w:t>
       </w:r>
       <w:r>
         <w:rPr>
@@ -4064,7 +4064,7 @@
                 <w:color w:val="1F2937"/>
                 <w:sz w:val="19"/>
               </w:rPr>
-              <w:t>의장  정례회·임시회 소집과 진행, 의결 결과 공포</w:t>
+              <w:t>의장  정례회와 임시회 소집과 진행, 의결 결과 공포</w:t>
             </w:r>
           </w:p>
         </w:tc>
@@ -4175,7 +4175,7 @@
                 <w:color w:val="1F2937"/>
                 <w:sz w:val="19"/>
               </w:rPr>
-              <w:t>기획 총괄  기획부·문화체육부·학습나눔부 지휘</w:t>
+              <w:t>기획 총괄  기획부, 문화체육부, 학습나눔부 지휘</w:t>
             </w:r>
           </w:p>
         </w:tc>
@@ -4265,7 +4265,7 @@
                 <w:color w:val="1F2937"/>
                 <w:sz w:val="19"/>
               </w:rPr>
-              <w:t>소통 총괄  소통홍보부·생활인권부·환경복지부 지휘</w:t>
+              <w:t>소통 총괄  소통홍보부, 생활인권부, 환경복지부 지휘</w:t>
             </w:r>
           </w:p>
         </w:tc>
@@ -4478,7 +4478,7 @@
           <w:color w:val="15213B"/>
           <w:sz w:val="21"/>
         </w:rPr>
-        <w:t>발언 자격(의장·대표)</w:t>
+        <w:t>발언 자격(의장 또는 대표)</w:t>
       </w:r>
       <w:r>
         <w:rPr>
@@ -5113,7 +5113,7 @@
                 <w:color w:val="1F2937"/>
                 <w:sz w:val="19"/>
               </w:rPr>
-              <w:t>학급 선거 (학급회장·부회장)</w:t>
+              <w:t>학급 선거 (학급회장, 부회장)</w:t>
             </w:r>
           </w:p>
         </w:tc>
@@ -5182,7 +5182,7 @@
                 <w:color w:val="1F2937"/>
                 <w:sz w:val="19"/>
               </w:rPr>
-              <w:t>학년별 학급회장·부회장</w:t>
+              <w:t>학년별 학급회장과 부회장</w:t>
             </w:r>
           </w:p>
         </w:tc>
@@ -5723,7 +5723,7 @@
                 <w:color w:val="1F2937"/>
                 <w:sz w:val="19"/>
               </w:rPr>
-              <w:t>학생 의견 게시판 관리, SNS·소식지, 결과 공개</w:t>
+              <w:t>학생 의견 게시판 관리, SNS와 소식지, 결과 공개</w:t>
             </w:r>
           </w:p>
         </w:tc>
@@ -5792,7 +5792,7 @@
                 <w:color w:val="1F2937"/>
                 <w:sz w:val="19"/>
               </w:rPr>
-              <w:t>생활협약 캠페인, 인권·존중 문화 조성</w:t>
+              <w:t>생활협약 캠페인, 인권과 존중 문화 조성</w:t>
             </w:r>
           </w:p>
         </w:tc>
@@ -5930,7 +5930,7 @@
                 <w:color w:val="1F2937"/>
                 <w:sz w:val="19"/>
               </w:rPr>
-              <w:t>스포츠 리그, 문화·예술 행사</w:t>
+              <w:t>스포츠 리그, 문화 예술 행사</w:t>
             </w:r>
           </w:p>
         </w:tc>
@@ -6036,7 +6036,7 @@
           <w:color w:val="5B6474"/>
           <w:sz w:val="17"/>
         </w:rPr>
-        <w:t>※ 학생회장단 3명(대표단) + 6개 부서 부원 27명 내외 (부서당 부장 1명 포함 4~5명)  부원 중 7명은 대의원회를 겸하는 학급회장·부회장이며 기획부에 예산 담당 1명을 둠</w:t>
+        <w:t>※ 학생회장단 3명(대표단) + 6개 부서 부원 27명 내외 (부서당 부장 1명 포함 4~5명)  부원 중 7명은 대의원회를 겸하는 학급회장과 부회장이며 기획부에 예산 담당 1명을 둠</w:t>
       </w:r>
     </w:p>
     <w:p>
@@ -6329,7 +6329,7 @@
                 <w:color w:val="1F2937"/>
                 <w:sz w:val="19"/>
               </w:rPr>
-              <w:t>지도교사 2명 (대의원회·라온하제) 배석</w:t>
+              <w:t>지도교사 2명 (대의원회, 라온하제) 배석</w:t>
             </w:r>
           </w:p>
         </w:tc>
@@ -7650,7 +7650,7 @@
                 <w:color w:val="1F2937"/>
                 <w:sz w:val="19"/>
               </w:rPr>
-              <w:t>에서 심의·의결</w:t>
+              <w:t>에서 심의와 의결</w:t>
             </w:r>
           </w:p>
         </w:tc>
@@ -8056,7 +8056,7 @@
           <w:color w:val="15213B"/>
           <w:sz w:val="26"/>
         </w:rPr>
-        <w:t>왜 교육과정에 넣어야 하는가</w:t>
+        <w:t>왜 교육과정에 넣어야 하는가?</w:t>
       </w:r>
     </w:p>
     <w:tbl>
@@ -8805,7 +8805,7 @@
                 <w:color w:val="1F2937"/>
                 <w:sz w:val="19"/>
               </w:rPr>
-              <w:t>학교 행사·안전교육 등 포함</w:t>
+              <w:t>학교 행사와 안전교육 등 포함</w:t>
             </w:r>
           </w:p>
         </w:tc>
@@ -8924,7 +8924,7 @@
                 <w:color w:val="1F2937"/>
                 <w:sz w:val="19"/>
               </w:rPr>
-              <w:t>매월 1·3주 고정 (연 17회)</w:t>
+              <w:t>매월 1주, 3주 고정 (연 17회)</w:t>
             </w:r>
           </w:p>
         </w:tc>
@@ -9425,7 +9425,7 @@
           <w:color w:val="15213B"/>
           <w:sz w:val="21"/>
         </w:rPr>
-        <w:t>매월 1·3주 수요일 7교시</w:t>
+        <w:t>매월 1주와 3주 수요일 7교시</w:t>
       </w:r>
       <w:r>
         <w:rPr>
@@ -10230,7 +10230,7 @@
                 <w:color w:val="1F2937"/>
                 <w:sz w:val="19"/>
               </w:rPr>
-              <w:t>대의원회·라온하제 지도교사 분리 지정, 부서별 협력교사 배치, 담당교사 업무 경감 검토</w:t>
+              <w:t>대의원회와 라온하제 지도교사 분리 지정, 부서별 협력교사 배치, 담당교사 업무 경감 검토</w:t>
             </w:r>
           </w:p>
         </w:tc>
@@ -10368,7 +10368,7 @@
                 <w:color w:val="1F2937"/>
                 <w:sz w:val="19"/>
               </w:rPr>
-              <w:t>학생자치회 규칙 개정으로 역할 명문화, 학교운영위원회와 교직원회의에 학생 안건 보고 경로 마련, 규정 제·개정 시 대의원회 의견 수렴 의무화</w:t>
+              <w:t>학생자치회 규칙 개정으로 역할 명문화, 학교운영위원회와 교직원회의에 학생 안건 보고 경로 마련, 규정 제정과 개정 시 대의원회 의견 수렴 의무화</w:t>
             </w:r>
           </w:p>
         </w:tc>
@@ -10871,7 +10871,7 @@
                 <w:color w:val="1F2937"/>
                 <w:sz w:val="19"/>
               </w:rPr>
-              <w:t>개선안 공유, 학생·교원 의견 수렴 (설문, 대의원회 토론)</w:t>
+              <w:t>개선안 공유, 학생과 교원 의견 수렴 (설문, 대의원회 토론)</w:t>
             </w:r>
           </w:p>
         </w:tc>
@@ -11078,7 +11078,7 @@
                 <w:color w:val="1F2937"/>
                 <w:sz w:val="19"/>
               </w:rPr>
-              <w:t>학급 임원·대의원 선출, 라온하제 공개 모집, 리더십 캠프</w:t>
+              <w:t>학급 임원과 대의원 선출, 라온하제 공개 모집, 리더십 캠프</w:t>
             </w:r>
           </w:p>
         </w:tc>
@@ -12297,7 +12297,7 @@
                 <w:color w:val="1F2937"/>
                 <w:sz w:val="19"/>
               </w:rPr>
-              <w:t>① 대의원회는 학생자치회의 심의·의결 기구로서 학생회장단과 각 학급의 학급회장·부회장으로 구성한다.</w:t>
+              <w:t>① 대의원회는 학생자치회의 심의와 의결 기구로서 학생회장단과 각 학급의 학급회장과 부회장으로 구성한다.</w:t>
             </w:r>
             <w:r>
               <w:rPr>
@@ -12312,7 +12312,7 @@
                 <w:color w:val="1F2937"/>
                 <w:sz w:val="19"/>
               </w:rPr>
-              <w:t>② 대의원회는 학생자치회의 주요 사업, 학생참여예산, 학교 규정에 대한 학생 의견을 심의·의결하고 라온하제의 사업을 승인·평가한다.</w:t>
+              <w:t>② 대의원회는 학생자치회의 주요 사업, 학생참여예산, 학교 규정에 대한 학생 의견을 심의와 의결하고 라온하제의 사업을 승인과 평가한다.</w:t>
             </w:r>
           </w:p>
         </w:tc>
@@ -12516,7 +12516,7 @@
                 <w:color w:val="1F2937"/>
                 <w:sz w:val="19"/>
               </w:rPr>
-              <w:t>② 대의원은 라온하제 부원을 겸할 수 있다. 이 경우 겸직하는 대의원은 소속 부서 사업의 승인·평가 표결에 참여하지 아니한다.</w:t>
+              <w:t>② 대의원은 라온하제 부원을 겸할 수 있다. 이 경우 겸직하는 대의원은 소속 부서 사업의 승인과 평가 표결에 참여하지 아니한다.</w:t>
             </w:r>
           </w:p>
         </w:tc>

--- a/gocheon-autonomy/out/고천중_학생자치_개선안.docx
+++ b/gocheon-autonomy/out/고천중_학생자치_개선안.docx
@@ -499,7 +499,7 @@
                 <w:color w:val="1F2937"/>
                 <w:sz w:val="20"/>
               </w:rPr>
-              <w:t xml:space="preserve">, 라온하제(27명 내외)는 </w:t>
+              <w:t xml:space="preserve">, 라온하제(26명)는 </w:t>
             </w:r>
             <w:r>
               <w:rPr>
@@ -525,7 +525,7 @@
                 <w:color w:val="15213B"/>
                 <w:sz w:val="20"/>
               </w:rPr>
-              <w:t>7명</w:t>
+              <w:t>5명</w:t>
             </w:r>
             <w:r>
               <w:rPr>
@@ -2422,7 +2422,7 @@
                 <w:color w:val="1F2937"/>
                 <w:sz w:val="19"/>
               </w:rPr>
-              <w:t>학생회장단 3명(대표단)과 공개 모집과 면접으로 선발한 부원 27명 내외</w:t>
+              <w:t>학생회장단 3명(대표단)과 공개 모집과 면접으로 선발한 부원 23명, 총 26명</w:t>
             </w:r>
           </w:p>
         </w:tc>
@@ -3165,7 +3165,7 @@
           <w:color w:val="15213B"/>
           <w:sz w:val="26"/>
         </w:rPr>
-        <w:t>겸직 인원 7명과 역할 분리 원칙</w:t>
+        <w:t>겸직 인원 5명과 역할 분리 원칙</w:t>
       </w:r>
     </w:p>
     <w:tbl>
@@ -3211,7 +3211,7 @@
                 <w:color w:val="6A45C2"/>
                 <w:sz w:val="21"/>
               </w:rPr>
-              <w:t>겸직 인원 7명</w:t>
+              <w:t>겸직 인원 5명</w:t>
             </w:r>
           </w:p>
           <w:p>
@@ -3234,7 +3234,7 @@
                 <w:color w:val="6A45C2"/>
                 <w:sz w:val="21"/>
               </w:rPr>
-              <w:t>학급회장과 부회장 7명</w:t>
+              <w:t>학급회장과 부회장 5명</w:t>
             </w:r>
             <w:r>
               <w:rPr>
@@ -3259,7 +3259,7 @@
                 <w:color w:val="1F2937"/>
                 <w:sz w:val="21"/>
               </w:rPr>
-              <w:t>은 겸직 인원과 별도로 두 조직의 당연직 구성원이다. 두 조직을 합친 실제 인원은 51명 내외이다.</w:t>
+              <w:t>은 겸직 인원과 별도로 두 조직의 당연직 구성원이다. 두 조직을 합친 실제 인원은 49명이다.</w:t>
             </w:r>
           </w:p>
         </w:tc>
@@ -3463,7 +3463,7 @@
                 <w:color w:val="1F2937"/>
                 <w:sz w:val="19"/>
               </w:rPr>
-              <w:t>7명</w:t>
+              <w:t>5명</w:t>
             </w:r>
           </w:p>
         </w:tc>
@@ -3730,7 +3730,7 @@
           <w:color w:val="1F2937"/>
           <w:sz w:val="21"/>
         </w:rPr>
-        <w:t>겸직 인원은 7명 수준을 넘지 않도록 하여 두 조직의 경계를 유지한다.</w:t>
+        <w:t>겸직 인원은 5명 수준을 넘지 않도록 하여 두 조직의 경계를 유지한다.</w:t>
       </w:r>
     </w:p>
     <w:p>
@@ -4530,7 +4530,7 @@
           <w:color w:val="5B6474"/>
           <w:sz w:val="22"/>
         </w:rPr>
-        <w:t>전체 14학급 기준  대의원회 31명, 라온하제 부원 27명 내외, 겸직 7명</w:t>
+        <w:t>전체 14학급 기준  대의원회 31명, 라온하제 26명, 겸직 5명, 실제 인원 49명</w:t>
       </w:r>
     </w:p>
     <w:p>
@@ -5092,7 +5092,7 @@
                 <w:color w:val="1F2937"/>
                 <w:sz w:val="19"/>
               </w:rPr>
-              <w:t>(7명은 라온하제 겸직)</w:t>
+              <w:t>(5명은 라온하제 겸직)</w:t>
             </w:r>
           </w:p>
         </w:tc>
@@ -6036,7 +6036,7 @@
           <w:color w:val="5B6474"/>
           <w:sz w:val="17"/>
         </w:rPr>
-        <w:t>※ 학생회장단 3명(대표단) + 6개 부서 부원 27명 내외 (부서당 부장 1명 포함 4~5명)  부원 중 7명은 대의원회를 겸하는 학급회장과 부회장이며 기획부에 예산 담당 1명을 둠</w:t>
+        <w:t>※ 학생회장단 3명(대표단) + 6개 부서 부원 23명 (부서당 부장 1명 포함 3~4명) = 26명  부원 중 5명은 대의원회를 겸하는 학급회장과 부회장이며 기획부에 예산 담당 1명을 둠</w:t>
       </w:r>
     </w:p>
     <w:p>
